--- a/ООП_ JA.docx
+++ b/ООП_ JA.docx
@@ -5052,6 +5052,7 @@
             <w:adjustRightInd/>
             <w:snapToGrid/>
             <w:spacing w:after="0" w:line="240" w:lineRule="auto"/>
+            <w:ind w:firstLine="140" w:firstLineChars="50"/>
             <w:textAlignment w:val="auto"/>
             <w:rPr>
               <w:rFonts w:hint="default" w:ascii="Times New Roman" w:hAnsi="Times New Roman" w:cs="Times New Roman"/>
@@ -9562,7 +9563,9 @@
         </w:tblBorders>
         <w:tblLayout w:type="autofit"/>
         <w:tblCellMar>
+          <w:top w:w="0" w:type="dxa"/>
           <w:left w:w="108" w:type="dxa"/>
+          <w:bottom w:w="0" w:type="dxa"/>
           <w:right w:w="108" w:type="dxa"/>
         </w:tblCellMar>
       </w:tblPr>
@@ -9579,6 +9582,12 @@
             <w:insideH w:val="single" w:color="auto" w:sz="4" w:space="0"/>
             <w:insideV w:val="single" w:color="auto" w:sz="4" w:space="0"/>
           </w:tblBorders>
+          <w:tblCellMar>
+            <w:top w:w="0" w:type="dxa"/>
+            <w:left w:w="108" w:type="dxa"/>
+            <w:bottom w:w="0" w:type="dxa"/>
+            <w:right w:w="108" w:type="dxa"/>
+          </w:tblCellMar>
         </w:tblPrEx>
         <w:tc>
           <w:tcPr>
@@ -10099,7 +10108,9 @@
         </w:tblBorders>
         <w:tblLayout w:type="autofit"/>
         <w:tblCellMar>
+          <w:top w:w="0" w:type="dxa"/>
           <w:left w:w="108" w:type="dxa"/>
+          <w:bottom w:w="0" w:type="dxa"/>
           <w:right w:w="108" w:type="dxa"/>
         </w:tblCellMar>
       </w:tblPr>
@@ -10117,7 +10128,9 @@
             <w:insideV w:val="single" w:color="auto" w:sz="4" w:space="0"/>
           </w:tblBorders>
           <w:tblCellMar>
+            <w:top w:w="0" w:type="dxa"/>
             <w:left w:w="108" w:type="dxa"/>
+            <w:bottom w:w="0" w:type="dxa"/>
             <w:right w:w="108" w:type="dxa"/>
           </w:tblCellMar>
         </w:tblPrEx>
@@ -10549,7 +10562,9 @@
         </w:tblBorders>
         <w:tblLayout w:type="autofit"/>
         <w:tblCellMar>
+          <w:top w:w="0" w:type="dxa"/>
           <w:left w:w="108" w:type="dxa"/>
+          <w:bottom w:w="0" w:type="dxa"/>
           <w:right w:w="108" w:type="dxa"/>
         </w:tblCellMar>
       </w:tblPr>
@@ -10566,6 +10581,12 @@
             <w:insideH w:val="single" w:color="auto" w:sz="4" w:space="0"/>
             <w:insideV w:val="single" w:color="auto" w:sz="4" w:space="0"/>
           </w:tblBorders>
+          <w:tblCellMar>
+            <w:top w:w="0" w:type="dxa"/>
+            <w:left w:w="108" w:type="dxa"/>
+            <w:bottom w:w="0" w:type="dxa"/>
+            <w:right w:w="108" w:type="dxa"/>
+          </w:tblCellMar>
         </w:tblPrEx>
         <w:tc>
           <w:tcPr>
@@ -10959,6 +10980,7 @@
     <w:p>
       <w:pPr>
         <w:numPr>
+          <w:ilvl w:val="0"/>
           <w:numId w:val="0"/>
         </w:numPr>
         <w:spacing w:after="0"/>
@@ -10996,6 +11018,7 @@
     <w:p>
       <w:pPr>
         <w:numPr>
+          <w:ilvl w:val="0"/>
           <w:numId w:val="0"/>
         </w:numPr>
         <w:spacing w:after="0"/>
@@ -11033,6 +11056,7 @@
     <w:p>
       <w:pPr>
         <w:numPr>
+          <w:ilvl w:val="0"/>
           <w:numId w:val="0"/>
         </w:numPr>
         <w:spacing w:after="0"/>
@@ -11070,6 +11094,7 @@
     <w:p>
       <w:pPr>
         <w:numPr>
+          <w:ilvl w:val="0"/>
           <w:numId w:val="0"/>
         </w:numPr>
         <w:spacing w:after="0"/>
@@ -11097,6 +11122,7 @@
     <w:p>
       <w:pPr>
         <w:numPr>
+          <w:ilvl w:val="0"/>
           <w:numId w:val="0"/>
         </w:numPr>
         <w:spacing w:after="0"/>
@@ -11134,6 +11160,7 @@
     <w:p>
       <w:pPr>
         <w:numPr>
+          <w:ilvl w:val="0"/>
           <w:numId w:val="0"/>
         </w:numPr>
         <w:spacing w:after="0"/>
@@ -11171,6 +11198,7 @@
     <w:p>
       <w:pPr>
         <w:numPr>
+          <w:ilvl w:val="0"/>
           <w:numId w:val="0"/>
         </w:numPr>
         <w:spacing w:after="0"/>
@@ -11208,6 +11236,7 @@
     <w:p>
       <w:pPr>
         <w:numPr>
+          <w:ilvl w:val="0"/>
           <w:numId w:val="0"/>
         </w:numPr>
         <w:spacing w:after="0"/>
@@ -11245,6 +11274,7 @@
     <w:p>
       <w:pPr>
         <w:numPr>
+          <w:ilvl w:val="0"/>
           <w:numId w:val="0"/>
         </w:numPr>
         <w:spacing w:after="0"/>
@@ -11282,6 +11312,7 @@
     <w:p>
       <w:pPr>
         <w:numPr>
+          <w:ilvl w:val="0"/>
           <w:numId w:val="0"/>
         </w:numPr>
         <w:spacing w:after="0"/>
@@ -11319,6 +11350,7 @@
     <w:p>
       <w:pPr>
         <w:numPr>
+          <w:ilvl w:val="0"/>
           <w:numId w:val="0"/>
         </w:numPr>
         <w:spacing w:after="0"/>
@@ -12098,8 +12130,8 @@
           <w:rFonts w:hint="default" w:ascii="Times New Roman" w:hAnsi="Times New Roman" w:cs="Times New Roman"/>
         </w:rPr>
       </w:pPr>
-      <w:bookmarkStart w:id="10" w:name="_Toc197549924"/>
-      <w:bookmarkStart w:id="11" w:name="_Toc30060"/>
+      <w:bookmarkStart w:id="10" w:name="_Toc30060"/>
+      <w:bookmarkStart w:id="11" w:name="_Toc197549924"/>
       <w:r>
         <w:rPr>
           <w:rFonts w:hint="default" w:ascii="Times New Roman" w:hAnsi="Times New Roman" w:cs="Times New Roman"/>
@@ -14734,7 +14766,9 @@
         </w:tblBorders>
         <w:tblLayout w:type="autofit"/>
         <w:tblCellMar>
+          <w:top w:w="0" w:type="dxa"/>
           <w:left w:w="108" w:type="dxa"/>
+          <w:bottom w:w="0" w:type="dxa"/>
           <w:right w:w="108" w:type="dxa"/>
         </w:tblCellMar>
       </w:tblPr>
@@ -14752,7 +14786,9 @@
             <w:insideV w:val="single" w:color="auto" w:sz="4" w:space="0"/>
           </w:tblBorders>
           <w:tblCellMar>
+            <w:top w:w="0" w:type="dxa"/>
             <w:left w:w="108" w:type="dxa"/>
+            <w:bottom w:w="0" w:type="dxa"/>
             <w:right w:w="108" w:type="dxa"/>
           </w:tblCellMar>
         </w:tblPrEx>
@@ -16280,12 +16316,6 @@
             <w:insideH w:val="single" w:color="auto" w:sz="4" w:space="0"/>
             <w:insideV w:val="single" w:color="auto" w:sz="4" w:space="0"/>
           </w:tblBorders>
-          <w:tblCellMar>
-            <w:top w:w="0" w:type="dxa"/>
-            <w:left w:w="108" w:type="dxa"/>
-            <w:bottom w:w="0" w:type="dxa"/>
-            <w:right w:w="108" w:type="dxa"/>
-          </w:tblCellMar>
         </w:tblPrEx>
         <w:tc>
           <w:tcPr>
@@ -23490,7 +23520,9 @@
         </w:tblBorders>
         <w:tblLayout w:type="autofit"/>
         <w:tblCellMar>
+          <w:top w:w="0" w:type="dxa"/>
           <w:left w:w="108" w:type="dxa"/>
+          <w:bottom w:w="0" w:type="dxa"/>
           <w:right w:w="108" w:type="dxa"/>
         </w:tblCellMar>
       </w:tblPr>
@@ -23508,7 +23540,9 @@
             <w:insideV w:val="single" w:color="auto" w:sz="4" w:space="0"/>
           </w:tblBorders>
           <w:tblCellMar>
+            <w:top w:w="0" w:type="dxa"/>
             <w:left w:w="108" w:type="dxa"/>
+            <w:bottom w:w="0" w:type="dxa"/>
             <w:right w:w="108" w:type="dxa"/>
           </w:tblCellMar>
         </w:tblPrEx>
@@ -23757,7 +23791,9 @@
         </w:tblBorders>
         <w:tblLayout w:type="autofit"/>
         <w:tblCellMar>
+          <w:top w:w="0" w:type="dxa"/>
           <w:left w:w="108" w:type="dxa"/>
+          <w:bottom w:w="0" w:type="dxa"/>
           <w:right w:w="108" w:type="dxa"/>
         </w:tblCellMar>
       </w:tblPr>
@@ -23774,6 +23810,12 @@
             <w:insideH w:val="single" w:color="auto" w:sz="4" w:space="0"/>
             <w:insideV w:val="single" w:color="auto" w:sz="4" w:space="0"/>
           </w:tblBorders>
+          <w:tblCellMar>
+            <w:top w:w="0" w:type="dxa"/>
+            <w:left w:w="108" w:type="dxa"/>
+            <w:bottom w:w="0" w:type="dxa"/>
+            <w:right w:w="108" w:type="dxa"/>
+          </w:tblCellMar>
         </w:tblPrEx>
         <w:trPr>
           <w:trHeight w:val="4311" w:hRule="atLeast"/>
@@ -24039,7 +24081,9 @@
         </w:tblBorders>
         <w:tblLayout w:type="autofit"/>
         <w:tblCellMar>
+          <w:top w:w="0" w:type="dxa"/>
           <w:left w:w="108" w:type="dxa"/>
+          <w:bottom w:w="0" w:type="dxa"/>
           <w:right w:w="108" w:type="dxa"/>
         </w:tblCellMar>
       </w:tblPr>
@@ -24204,7 +24248,9 @@
         </w:tblBorders>
         <w:tblLayout w:type="autofit"/>
         <w:tblCellMar>
+          <w:top w:w="0" w:type="dxa"/>
           <w:left w:w="108" w:type="dxa"/>
+          <w:bottom w:w="0" w:type="dxa"/>
           <w:right w:w="108" w:type="dxa"/>
         </w:tblCellMar>
       </w:tblPr>
@@ -24222,7 +24268,9 @@
             <w:insideV w:val="single" w:color="auto" w:sz="4" w:space="0"/>
           </w:tblBorders>
           <w:tblCellMar>
+            <w:top w:w="0" w:type="dxa"/>
             <w:left w:w="108" w:type="dxa"/>
+            <w:bottom w:w="0" w:type="dxa"/>
             <w:right w:w="108" w:type="dxa"/>
           </w:tblCellMar>
         </w:tblPrEx>
@@ -24460,7 +24508,9 @@
         </w:tblBorders>
         <w:tblLayout w:type="autofit"/>
         <w:tblCellMar>
+          <w:top w:w="0" w:type="dxa"/>
           <w:left w:w="108" w:type="dxa"/>
+          <w:bottom w:w="0" w:type="dxa"/>
           <w:right w:w="108" w:type="dxa"/>
         </w:tblCellMar>
       </w:tblPr>
@@ -24477,6 +24527,12 @@
             <w:insideH w:val="single" w:color="auto" w:sz="4" w:space="0"/>
             <w:insideV w:val="single" w:color="auto" w:sz="4" w:space="0"/>
           </w:tblBorders>
+          <w:tblCellMar>
+            <w:top w:w="0" w:type="dxa"/>
+            <w:left w:w="108" w:type="dxa"/>
+            <w:bottom w:w="0" w:type="dxa"/>
+            <w:right w:w="108" w:type="dxa"/>
+          </w:tblCellMar>
         </w:tblPrEx>
         <w:tc>
           <w:tcPr>
@@ -24753,7 +24809,9 @@
         </w:tblBorders>
         <w:tblLayout w:type="autofit"/>
         <w:tblCellMar>
+          <w:top w:w="0" w:type="dxa"/>
           <w:left w:w="108" w:type="dxa"/>
+          <w:bottom w:w="0" w:type="dxa"/>
           <w:right w:w="108" w:type="dxa"/>
         </w:tblCellMar>
       </w:tblPr>
@@ -24771,7 +24829,9 @@
             <w:insideV w:val="single" w:color="auto" w:sz="4" w:space="0"/>
           </w:tblBorders>
           <w:tblCellMar>
+            <w:top w:w="0" w:type="dxa"/>
             <w:left w:w="108" w:type="dxa"/>
+            <w:bottom w:w="0" w:type="dxa"/>
             <w:right w:w="108" w:type="dxa"/>
           </w:tblCellMar>
         </w:tblPrEx>
@@ -25000,7 +25060,9 @@
         </w:tblBorders>
         <w:tblLayout w:type="autofit"/>
         <w:tblCellMar>
+          <w:top w:w="0" w:type="dxa"/>
           <w:left w:w="108" w:type="dxa"/>
+          <w:bottom w:w="0" w:type="dxa"/>
           <w:right w:w="108" w:type="dxa"/>
         </w:tblCellMar>
       </w:tblPr>
@@ -25017,6 +25079,12 @@
             <w:insideH w:val="single" w:color="auto" w:sz="4" w:space="0"/>
             <w:insideV w:val="single" w:color="auto" w:sz="4" w:space="0"/>
           </w:tblBorders>
+          <w:tblCellMar>
+            <w:top w:w="0" w:type="dxa"/>
+            <w:left w:w="108" w:type="dxa"/>
+            <w:bottom w:w="0" w:type="dxa"/>
+            <w:right w:w="108" w:type="dxa"/>
+          </w:tblCellMar>
         </w:tblPrEx>
         <w:tc>
           <w:tcPr>
@@ -25280,6 +25348,8 @@
         </w:rPr>
       </w:pPr>
       <w:bookmarkStart w:id="27" w:name="_Toc9790"/>
+      <w:bookmarkStart w:id="47" w:name="_GoBack"/>
+      <w:bookmarkEnd w:id="47"/>
       <w:r>
         <w:rPr>
           <w:rFonts w:ascii="Times New Roman" w:hAnsi="Times New Roman" w:eastAsia="Calibri" w:cs="Times New Roman"/>
@@ -26834,6 +26904,12 @@
             <w:insideH w:val="single" w:color="auto" w:sz="4" w:space="0"/>
             <w:insideV w:val="single" w:color="auto" w:sz="4" w:space="0"/>
           </w:tblBorders>
+          <w:tblCellMar>
+            <w:top w:w="0" w:type="dxa"/>
+            <w:left w:w="108" w:type="dxa"/>
+            <w:bottom w:w="0" w:type="dxa"/>
+            <w:right w:w="108" w:type="dxa"/>
+          </w:tblCellMar>
         </w:tblPrEx>
         <w:tc>
           <w:tcPr>
@@ -29730,19 +29806,7 @@
           <w:szCs w:val="28"/>
           <w:lang w:val="ru-RU" w:eastAsia="ru-RU"/>
         </w:rPr>
-        <w:t>При отсутствии аккаунта пользователь может зарегистрироваться. Реализация модели представления для регистрации предоставлена в приложении Г</w:t>
-      </w:r>
-      <w:bookmarkStart w:id="47" w:name="_GoBack"/>
-      <w:bookmarkEnd w:id="47"/>
-      <w:r>
-        <w:rPr>
-          <w:rFonts w:ascii="Times New Roman" w:hAnsi="Times New Roman" w:eastAsia="Times New Roman" w:cs="Times New Roman"/>
-          <w:spacing w:val="-4"/>
-          <w:sz w:val="28"/>
-          <w:szCs w:val="28"/>
-          <w:lang w:val="ru-RU" w:eastAsia="ru-RU"/>
-        </w:rPr>
-        <w:t>.</w:t>
+        <w:t>При отсутствии аккаунта пользователь может зарегистрироваться. Реализация модели представления для регистрации предоставлена в приложении Г.</w:t>
       </w:r>
     </w:p>
     <w:p>
@@ -29774,9 +29838,9 @@
           <w:lang w:val="ru-RU" w:eastAsia="en-US"/>
         </w:rPr>
       </w:pPr>
-      <w:bookmarkStart w:id="33" w:name="_Toc197549945"/>
-      <w:bookmarkStart w:id="34" w:name="_Toc104294236"/>
-      <w:bookmarkStart w:id="35" w:name="_Toc8800"/>
+      <w:bookmarkStart w:id="33" w:name="_Toc104294236"/>
+      <w:bookmarkStart w:id="34" w:name="_Toc8800"/>
+      <w:bookmarkStart w:id="35" w:name="_Toc197549945"/>
       <w:r>
         <w:rPr>
           <w:rFonts w:hint="default" w:ascii="Times New Roman" w:hAnsi="Times New Roman" w:cs="Times New Roman"/>
@@ -29953,7 +30017,9 @@
         </w:tblBorders>
         <w:tblLayout w:type="autofit"/>
         <w:tblCellMar>
+          <w:top w:w="0" w:type="dxa"/>
           <w:left w:w="108" w:type="dxa"/>
+          <w:bottom w:w="0" w:type="dxa"/>
           <w:right w:w="108" w:type="dxa"/>
         </w:tblCellMar>
       </w:tblPr>
@@ -29971,7 +30037,9 @@
             <w:insideV w:val="single" w:color="auto" w:sz="4" w:space="0"/>
           </w:tblBorders>
           <w:tblCellMar>
+            <w:top w:w="0" w:type="dxa"/>
             <w:left w:w="108" w:type="dxa"/>
+            <w:bottom w:w="0" w:type="dxa"/>
             <w:right w:w="108" w:type="dxa"/>
           </w:tblCellMar>
         </w:tblPrEx>
@@ -30230,7 +30298,9 @@
         </w:tblBorders>
         <w:tblLayout w:type="autofit"/>
         <w:tblCellMar>
+          <w:top w:w="0" w:type="dxa"/>
           <w:left w:w="108" w:type="dxa"/>
+          <w:bottom w:w="0" w:type="dxa"/>
           <w:right w:w="108" w:type="dxa"/>
         </w:tblCellMar>
       </w:tblPr>
@@ -30248,7 +30318,9 @@
             <w:insideV w:val="single" w:color="auto" w:sz="4" w:space="0"/>
           </w:tblBorders>
           <w:tblCellMar>
+            <w:top w:w="0" w:type="dxa"/>
             <w:left w:w="108" w:type="dxa"/>
+            <w:bottom w:w="0" w:type="dxa"/>
             <w:right w:w="108" w:type="dxa"/>
           </w:tblCellMar>
         </w:tblPrEx>
@@ -30447,7 +30519,9 @@
         </w:tblBorders>
         <w:tblLayout w:type="autofit"/>
         <w:tblCellMar>
+          <w:top w:w="0" w:type="dxa"/>
           <w:left w:w="108" w:type="dxa"/>
+          <w:bottom w:w="0" w:type="dxa"/>
           <w:right w:w="108" w:type="dxa"/>
         </w:tblCellMar>
       </w:tblPr>
@@ -30465,7 +30539,9 @@
             <w:insideV w:val="single" w:color="auto" w:sz="4" w:space="0"/>
           </w:tblBorders>
           <w:tblCellMar>
+            <w:top w:w="0" w:type="dxa"/>
             <w:left w:w="108" w:type="dxa"/>
+            <w:bottom w:w="0" w:type="dxa"/>
             <w:right w:w="108" w:type="dxa"/>
           </w:tblCellMar>
         </w:tblPrEx>
@@ -30807,7 +30883,9 @@
         </w:tblBorders>
         <w:tblLayout w:type="autofit"/>
         <w:tblCellMar>
+          <w:top w:w="0" w:type="dxa"/>
           <w:left w:w="108" w:type="dxa"/>
+          <w:bottom w:w="0" w:type="dxa"/>
           <w:right w:w="108" w:type="dxa"/>
         </w:tblCellMar>
       </w:tblPr>
@@ -30825,7 +30903,9 @@
             <w:insideV w:val="single" w:color="auto" w:sz="4" w:space="0"/>
           </w:tblBorders>
           <w:tblCellMar>
+            <w:top w:w="0" w:type="dxa"/>
             <w:left w:w="108" w:type="dxa"/>
+            <w:bottom w:w="0" w:type="dxa"/>
             <w:right w:w="108" w:type="dxa"/>
           </w:tblCellMar>
         </w:tblPrEx>
@@ -31123,7 +31203,9 @@
         </w:tblBorders>
         <w:tblLayout w:type="autofit"/>
         <w:tblCellMar>
+          <w:top w:w="0" w:type="dxa"/>
           <w:left w:w="108" w:type="dxa"/>
+          <w:bottom w:w="0" w:type="dxa"/>
           <w:right w:w="108" w:type="dxa"/>
         </w:tblCellMar>
       </w:tblPr>
@@ -31141,7 +31223,9 @@
             <w:insideV w:val="single" w:color="auto" w:sz="4" w:space="0"/>
           </w:tblBorders>
           <w:tblCellMar>
+            <w:top w:w="0" w:type="dxa"/>
             <w:left w:w="108" w:type="dxa"/>
+            <w:bottom w:w="0" w:type="dxa"/>
             <w:right w:w="108" w:type="dxa"/>
           </w:tblCellMar>
         </w:tblPrEx>
@@ -31396,7 +31480,9 @@
         </w:tblBorders>
         <w:tblLayout w:type="autofit"/>
         <w:tblCellMar>
+          <w:top w:w="0" w:type="dxa"/>
           <w:left w:w="108" w:type="dxa"/>
+          <w:bottom w:w="0" w:type="dxa"/>
           <w:right w:w="108" w:type="dxa"/>
         </w:tblCellMar>
       </w:tblPr>
@@ -31414,7 +31500,9 @@
             <w:insideV w:val="single" w:color="auto" w:sz="4" w:space="0"/>
           </w:tblBorders>
           <w:tblCellMar>
+            <w:top w:w="0" w:type="dxa"/>
             <w:left w:w="108" w:type="dxa"/>
+            <w:bottom w:w="0" w:type="dxa"/>
             <w:right w:w="108" w:type="dxa"/>
           </w:tblCellMar>
         </w:tblPrEx>
@@ -31718,7 +31806,9 @@
         </w:tblBorders>
         <w:tblLayout w:type="autofit"/>
         <w:tblCellMar>
+          <w:top w:w="0" w:type="dxa"/>
           <w:left w:w="108" w:type="dxa"/>
+          <w:bottom w:w="0" w:type="dxa"/>
           <w:right w:w="108" w:type="dxa"/>
         </w:tblCellMar>
       </w:tblPr>
@@ -31736,7 +31826,9 @@
             <w:insideV w:val="single" w:color="auto" w:sz="4" w:space="0"/>
           </w:tblBorders>
           <w:tblCellMar>
+            <w:top w:w="0" w:type="dxa"/>
             <w:left w:w="108" w:type="dxa"/>
+            <w:bottom w:w="0" w:type="dxa"/>
             <w:right w:w="108" w:type="dxa"/>
           </w:tblCellMar>
         </w:tblPrEx>
@@ -32018,7 +32110,9 @@
         </w:tblBorders>
         <w:tblLayout w:type="autofit"/>
         <w:tblCellMar>
+          <w:top w:w="0" w:type="dxa"/>
           <w:left w:w="108" w:type="dxa"/>
+          <w:bottom w:w="0" w:type="dxa"/>
           <w:right w:w="108" w:type="dxa"/>
         </w:tblCellMar>
       </w:tblPr>
@@ -32036,7 +32130,9 @@
             <w:insideV w:val="single" w:color="auto" w:sz="4" w:space="0"/>
           </w:tblBorders>
           <w:tblCellMar>
+            <w:top w:w="0" w:type="dxa"/>
             <w:left w:w="108" w:type="dxa"/>
+            <w:bottom w:w="0" w:type="dxa"/>
             <w:right w:w="108" w:type="dxa"/>
           </w:tblCellMar>
         </w:tblPrEx>
@@ -32303,7 +32399,9 @@
         </w:tblBorders>
         <w:tblLayout w:type="autofit"/>
         <w:tblCellMar>
+          <w:top w:w="0" w:type="dxa"/>
           <w:left w:w="108" w:type="dxa"/>
+          <w:bottom w:w="0" w:type="dxa"/>
           <w:right w:w="108" w:type="dxa"/>
         </w:tblCellMar>
       </w:tblPr>
@@ -32320,6 +32418,12 @@
             <w:insideH w:val="single" w:color="auto" w:sz="4" w:space="0"/>
             <w:insideV w:val="single" w:color="auto" w:sz="4" w:space="0"/>
           </w:tblBorders>
+          <w:tblCellMar>
+            <w:top w:w="0" w:type="dxa"/>
+            <w:left w:w="108" w:type="dxa"/>
+            <w:bottom w:w="0" w:type="dxa"/>
+            <w:right w:w="108" w:type="dxa"/>
+          </w:tblCellMar>
         </w:tblPrEx>
         <w:tc>
           <w:tcPr>
@@ -32900,8 +33004,8 @@
         </w:rPr>
       </w:pPr>
       <w:bookmarkStart w:id="39" w:name="_Toc104294238"/>
-      <w:bookmarkStart w:id="40" w:name="_Toc197549947"/>
-      <w:bookmarkStart w:id="41" w:name="_Toc25290"/>
+      <w:bookmarkStart w:id="40" w:name="_Toc25290"/>
+      <w:bookmarkStart w:id="41" w:name="_Toc197549947"/>
       <w:r>
         <w:rPr>
           <w:rFonts w:hint="default" w:ascii="Times New Roman" w:hAnsi="Times New Roman" w:cs="Times New Roman"/>
@@ -34281,7 +34385,9 @@
         </w:tblBorders>
         <w:tblLayout w:type="autofit"/>
         <w:tblCellMar>
+          <w:top w:w="0" w:type="dxa"/>
           <w:left w:w="108" w:type="dxa"/>
+          <w:bottom w:w="0" w:type="dxa"/>
           <w:right w:w="108" w:type="dxa"/>
         </w:tblCellMar>
       </w:tblPr>
@@ -34299,7 +34405,9 @@
             <w:insideV w:val="single" w:color="auto" w:sz="4" w:space="0"/>
           </w:tblBorders>
           <w:tblCellMar>
+            <w:top w:w="0" w:type="dxa"/>
             <w:left w:w="108" w:type="dxa"/>
+            <w:bottom w:w="0" w:type="dxa"/>
             <w:right w:w="108" w:type="dxa"/>
           </w:tblCellMar>
         </w:tblPrEx>
@@ -34467,7 +34575,9 @@
         </w:tblBorders>
         <w:tblLayout w:type="autofit"/>
         <w:tblCellMar>
+          <w:top w:w="0" w:type="dxa"/>
           <w:left w:w="108" w:type="dxa"/>
+          <w:bottom w:w="0" w:type="dxa"/>
           <w:right w:w="108" w:type="dxa"/>
         </w:tblCellMar>
       </w:tblPr>
@@ -34485,7 +34595,9 @@
             <w:insideV w:val="single" w:color="auto" w:sz="4" w:space="0"/>
           </w:tblBorders>
           <w:tblCellMar>
+            <w:top w:w="0" w:type="dxa"/>
             <w:left w:w="108" w:type="dxa"/>
+            <w:bottom w:w="0" w:type="dxa"/>
             <w:right w:w="108" w:type="dxa"/>
           </w:tblCellMar>
         </w:tblPrEx>
@@ -34624,7 +34736,9 @@
         </w:tblBorders>
         <w:tblLayout w:type="autofit"/>
         <w:tblCellMar>
+          <w:top w:w="0" w:type="dxa"/>
           <w:left w:w="108" w:type="dxa"/>
+          <w:bottom w:w="0" w:type="dxa"/>
           <w:right w:w="108" w:type="dxa"/>
         </w:tblCellMar>
       </w:tblPr>
@@ -34641,6 +34755,12 @@
             <w:insideH w:val="single" w:color="auto" w:sz="4" w:space="0"/>
             <w:insideV w:val="single" w:color="auto" w:sz="4" w:space="0"/>
           </w:tblBorders>
+          <w:tblCellMar>
+            <w:top w:w="0" w:type="dxa"/>
+            <w:left w:w="108" w:type="dxa"/>
+            <w:bottom w:w="0" w:type="dxa"/>
+            <w:right w:w="108" w:type="dxa"/>
+          </w:tblCellMar>
         </w:tblPrEx>
         <w:tc>
           <w:tcPr>
